--- a/抗菌肽机器学习预测-MCP与Skills实操教学.docx
+++ b/抗菌肽机器学习预测-MCP与Skills实操教学.docx
@@ -656,7 +656,68 @@
         <w:pStyle w:val="Heading2"/>
       </w:pPr>
       <w:r>
-        <w:t>0.2 mcp_config.json（粘到 ~/.gemini/config/mcp_config.json）</w:t>
+        <w:t>0.2 先做一件事：验证每个服务器能不能起来</w:t>
+      </w:r>
+    </w:p>
+    <w:p>
+      <w:pPr>
+        <w:spacing w:after="80"/>
+      </w:pPr>
+      <w:r>
+        <w:rPr>
+          <w:rFonts w:ascii="Calibri" w:hAnsi="Calibri" w:eastAsia="微软雅黑"/>
+          <w:b w:val="0"/>
+          <w:i w:val="0"/>
+          <w:sz w:val="21"/>
+        </w:rPr>
+        <w:t>反重力里显示的报错信息很短，看不出真因。最快的排查方式是先在 PowerShell 里手动跑一遍同样的命令 —— 能起来（进程挂住不退出、无 Traceback）就说明命令没问题，再填进配置。</w:t>
+      </w:r>
+    </w:p>
+    <w:p>
+      <w:pPr>
+        <w:spacing w:before="80" w:after="160" w:line="240" w:lineRule="auto"/>
+        <w:ind w:left="259"/>
+        <w:shd w:val="clear" w:fill="F2F4F7"/>
+      </w:pPr>
+      <w:r>
+        <w:rPr>
+          <w:rFonts w:ascii="Consolas" w:hAnsi="Consolas" w:eastAsia="Consolas"/>
+          <w:sz w:val="17"/>
+        </w:rPr>
+        <w:t># 在 PowerShell 里逐条测试，Ctrl+C 退出</w:t>
+        <w:br/>
+        <w:t>uvx --with "mcp&lt;2" optuna-mcp --help</w:t>
+        <w:br/>
+        <w:t>uvx --with "mcp&lt;2" markitdown-mcp</w:t>
+        <w:br/>
+        <w:t>npx -y @bytebase/dbhub --config E:/amp-project/dbhub.toml</w:t>
+        <w:br/>
+        <w:t>where npx        # 记下绝对路径，后面配置里要用</w:t>
+        <w:br/>
+        <w:t>where uvx</w:t>
+      </w:r>
+    </w:p>
+    <w:p>
+      <w:pPr>
+        <w:pStyle w:val="Heading2"/>
+      </w:pPr>
+      <w:r>
+        <w:t>0.3 mcp_config.json（Windows 已验证版）</w:t>
+      </w:r>
+    </w:p>
+    <w:p>
+      <w:pPr>
+        <w:spacing w:after="80"/>
+      </w:pPr>
+      <w:r>
+        <w:rPr>
+          <w:rFonts w:ascii="Calibri" w:hAnsi="Calibri" w:eastAsia="微软雅黑"/>
+          <w:b/>
+          <w:i w:val="0"/>
+          <w:color w:val="A03030"/>
+          <w:sz w:val="21"/>
+        </w:rPr>
+        <w:t>重要：所有 Python 版 MCP 服务器都必须加 --with "mcp&lt;2"。原因见附录 C，这不是你的配置问题，是 MCP Python SDK 2.0 在 2026-07-28 发布后的集体性破坏。</w:t>
       </w:r>
     </w:p>
     <w:p>
@@ -674,41 +735,41 @@
         <w:br/>
         <w:t xml:space="preserve">  "mcpServers": {</w:t>
         <w:br/>
-        <w:t xml:space="preserve">    "huggingface": {</w:t>
-        <w:br/>
-        <w:t xml:space="preserve">      "serverUrl": "https://huggingface.co/mcp",</w:t>
-        <w:br/>
-        <w:t xml:space="preserve">      "headers": { "Authorization": "Bearer ${HF_TOKEN}" }</w:t>
-        <w:br/>
-        <w:t xml:space="preserve">    },</w:t>
-        <w:br/>
         <w:t xml:space="preserve">    "optuna": {</w:t>
         <w:br/>
-        <w:t xml:space="preserve">      "command": "uvx",</w:t>
+        <w:t xml:space="preserve">      "command": "C:/Users/你的用户名/.local/bin/uvx.exe",</w:t>
         <w:br/>
-        <w:t xml:space="preserve">      "args": ["optuna-mcp", "--storage", "sqlite:////ABS/PATH/amp-project/optuna.db"]</w:t>
+        <w:t xml:space="preserve">      "args": ["--with", "mcp&lt;2",</w:t>
+        <w:br/>
+        <w:t xml:space="preserve">               "optuna-mcp", "--storage", "sqlite:///E:/amp-project/optuna.db"]</w:t>
         <w:br/>
         <w:t xml:space="preserve">    },</w:t>
         <w:br/>
         <w:t xml:space="preserve">    "jupyter": {</w:t>
         <w:br/>
-        <w:t xml:space="preserve">      "command": "uvx",</w:t>
+        <w:t xml:space="preserve">      "command": "C:/Users/你的用户名/.local/bin/uvx.exe",</w:t>
         <w:br/>
-        <w:t xml:space="preserve">      "args": ["jupyter-mcp-server"],</w:t>
+        <w:t xml:space="preserve">      "args": ["--with", "mcp[cli]&lt;2", "jupyter-mcp-server"],</w:t>
         <w:br/>
-        <w:t xml:space="preserve">      "env": { "JUPYTER_URL": "http://localhost:8888", "JUPYTER_TOKEN": "${JUPYTER_TOKEN}" }</w:t>
+        <w:t xml:space="preserve">      "env": { "JUPYTER_URL": "http://localhost:8888", "JUPYTER_TOKEN": "你的token" }</w:t>
         <w:br/>
         <w:t xml:space="preserve">    },</w:t>
         <w:br/>
-        <w:t xml:space="preserve">    "context7":   { "command": "npx", "args": ["-y", "@upstash/context7-mcp"] },</w:t>
+        <w:t xml:space="preserve">    "markitdown": {</w:t>
         <w:br/>
-        <w:t xml:space="preserve">    "markitdown": { "command": "uvx", "args": ["markitdown-mcp"] },</w:t>
+        <w:t xml:space="preserve">      "command": "C:/Users/你的用户名/.local/bin/uvx.exe",</w:t>
+        <w:br/>
+        <w:t xml:space="preserve">      "args": ["--with", "mcp&lt;2", "markitdown-mcp"]</w:t>
+        <w:br/>
+        <w:t xml:space="preserve">    },</w:t>
         <w:br/>
         <w:t xml:space="preserve">    "paper-search": {</w:t>
         <w:br/>
-        <w:t xml:space="preserve">      "command": "uvx",</w:t>
+        <w:t xml:space="preserve">      "command": "C:/Users/你的用户名/.local/bin/uvx.exe",</w:t>
         <w:br/>
-        <w:t xml:space="preserve">      "args": ["--from", "git+https://github.com/openags/paper-search-mcp", "paper-search-mcp"],</w:t>
+        <w:t xml:space="preserve">      "args": ["--with", "mcp&lt;2",</w:t>
+        <w:br/>
+        <w:t xml:space="preserve">               "--from", "git+https://github.com/openags/paper-search-mcp", "paper-search-mcp"],</w:t>
         <w:br/>
         <w:t xml:space="preserve">      "env": { "PAPER_SEARCH_MCP_UNPAYWALL_EMAIL": "your@email.edu" }</w:t>
         <w:br/>
@@ -716,37 +777,57 @@
         <w:br/>
         <w:t xml:space="preserve">    "zotero": {</w:t>
         <w:br/>
-        <w:t xml:space="preserve">      "command": "uvx",</w:t>
+        <w:t xml:space="preserve">      "command": "C:/Users/你的用户名/.local/bin/uvx.exe",</w:t>
         <w:br/>
-        <w:t xml:space="preserve">      "args": ["--from", "git+https://github.com/54yyyu/zotero-mcp", "zotero-mcp"],</w:t>
+        <w:t xml:space="preserve">      "args": ["--with", "mcp&lt;2",</w:t>
+        <w:br/>
+        <w:t xml:space="preserve">               "--from", "git+https://github.com/54yyyu/zotero-mcp", "zotero-mcp"],</w:t>
         <w:br/>
         <w:t xml:space="preserve">      "env": { "ZOTERO_LOCAL": "true" }</w:t>
         <w:br/>
         <w:t xml:space="preserve">    },</w:t>
         <w:br/>
+        <w:t xml:space="preserve">    "memory": {</w:t>
+        <w:br/>
+        <w:t xml:space="preserve">      "command": "C:/Users/你的用户名/.local/bin/uvx.exe",</w:t>
+        <w:br/>
+        <w:t xml:space="preserve">      "args": ["--with", "mcp&lt;2", "basic-memory", "mcp"],</w:t>
+        <w:br/>
+        <w:t xml:space="preserve">      "env": { "BASIC_MEMORY_HOME": "E:/amp-project/notes" }</w:t>
+        <w:br/>
+        <w:t xml:space="preserve">    },</w:t>
+        <w:br/>
         <w:t xml:space="preserve">    "dbhub": {</w:t>
         <w:br/>
-        <w:t xml:space="preserve">      "command": "npx",</w:t>
+        <w:t xml:space="preserve">      "command": "C:/Program Files/nodejs/npx.cmd",</w:t>
         <w:br/>
         <w:t xml:space="preserve">      "args": ["-y", "@bytebase/dbhub", "--transport", "stdio",</w:t>
         <w:br/>
-        <w:t xml:space="preserve">               "--dsn", "sqlite:////ABS/PATH/amp-project/data/amp.db", "--readonly"]</w:t>
+        <w:t xml:space="preserve">               "--config", "E:/amp-project/dbhub.toml"]</w:t>
+        <w:br/>
+        <w:t xml:space="preserve">    },</w:t>
+        <w:br/>
+        <w:t xml:space="preserve">    "huggingface": {</w:t>
+        <w:br/>
+        <w:t xml:space="preserve">      "serverUrl": "https://huggingface.co/mcp",</w:t>
+        <w:br/>
+        <w:t xml:space="preserve">      "headers": { "Authorization": "Bearer hf_把你的真实token粘在这里" }</w:t>
+        <w:br/>
+        <w:t xml:space="preserve">    },</w:t>
+        <w:br/>
+        <w:t xml:space="preserve">    "context7": {</w:t>
+        <w:br/>
+        <w:t xml:space="preserve">      "command": "C:/Program Files/nodejs/npx.cmd",</w:t>
+        <w:br/>
+        <w:t xml:space="preserve">      "args": ["-y", "@upstash/context7-mcp"]</w:t>
         <w:br/>
         <w:t xml:space="preserve">    },</w:t>
         <w:br/>
         <w:t xml:space="preserve">    "filesystem": {</w:t>
         <w:br/>
-        <w:t xml:space="preserve">      "command": "npx",</w:t>
+        <w:t xml:space="preserve">      "command": "C:/Program Files/nodejs/npx.cmd",</w:t>
         <w:br/>
-        <w:t xml:space="preserve">      "args": ["-y", "@modelcontextprotocol/server-filesystem", "/ABS/PATH/amp-project"]</w:t>
-        <w:br/>
-        <w:t xml:space="preserve">    },</w:t>
-        <w:br/>
-        <w:t xml:space="preserve">    "memory": {</w:t>
-        <w:br/>
-        <w:t xml:space="preserve">      "command": "uvx", "args": ["basic-memory", "mcp"],</w:t>
-        <w:br/>
-        <w:t xml:space="preserve">      "env": { "BASIC_MEMORY_HOME": "/ABS/PATH/amp-project/notes" }</w:t>
+        <w:t xml:space="preserve">      "args": ["-y", "@modelcontextprotocol/server-filesystem", "E:/amp-project"]</w:t>
         <w:br/>
         <w:t xml:space="preserve">    }</w:t>
         <w:br/>
@@ -766,7 +847,7 @@
           <w:i w:val="0"/>
           <w:sz w:val="20"/>
         </w:rPr>
-        <w:t>把 /ABS/PATH 换成真实绝对路径；HF_TOKEN 等先在 ~/.zshrc 里 export 好再启动反重力。改完到 Manage MCP Servers 点 Refresh。</w:t>
+        <w:t>三条 Windows 专属注意：① 路径统一用正斜杠 / 或双反斜杠 \\，单反斜杠会导致 JSON 解析失败；② command 一律写绝对路径（反重力不继承 PowerShell 的 PATH），npx 在 Windows 上是 npx.cmd；③ 反重力对 ${环境变量} 的解析不稳定，密钥建议直接写字面值，然后把这个文件排除出 Git。</w:t>
       </w:r>
     </w:p>
     <w:p>
@@ -774,7 +855,527 @@
         <w:pStyle w:val="Heading2"/>
       </w:pPr>
       <w:r>
-        <w:t>0.3 装 Skills（反重力 v1.14.2+ 原生支持 SKILL.md）</w:t>
+        <w:t>0.4 dbhub.toml（--readonly 已被废弃，必须用这个）</w:t>
+      </w:r>
+    </w:p>
+    <w:p>
+      <w:pPr>
+        <w:spacing w:after="80"/>
+      </w:pPr>
+      <w:r>
+        <w:rPr>
+          <w:rFonts w:ascii="Calibri" w:hAnsi="Calibri" w:eastAsia="微软雅黑"/>
+          <w:b w:val="0"/>
+          <w:i w:val="0"/>
+          <w:sz w:val="21"/>
+        </w:rPr>
+        <w:t>新版 DBHub 删掉了 --readonly 命令行参数，只读改成了工具级配置。在 E:/amp-project/ 下新建 dbhub.toml：</w:t>
+      </w:r>
+    </w:p>
+    <w:p>
+      <w:pPr>
+        <w:spacing w:before="80" w:after="160" w:line="240" w:lineRule="auto"/>
+        <w:ind w:left="259"/>
+        <w:shd w:val="clear" w:fill="F2F4F7"/>
+      </w:pPr>
+      <w:r>
+        <w:rPr>
+          <w:rFonts w:ascii="Consolas" w:hAnsi="Consolas" w:eastAsia="Consolas"/>
+          <w:sz w:val="17"/>
+        </w:rPr>
+        <w:t>[[sources]]</w:t>
+        <w:br/>
+        <w:t>id = "amp"</w:t>
+        <w:br/>
+        <w:t>dsn = "sqlite:E:/amp-project/data/amp.db"</w:t>
+        <w:br/>
+        <w:br/>
+        <w:t>[[tools]]</w:t>
+        <w:br/>
+        <w:t>name = "execute_sql"</w:t>
+        <w:br/>
+        <w:t>source = "amp"</w:t>
+        <w:br/>
+        <w:t>readonly = true</w:t>
+        <w:br/>
+        <w:t>max_rows = 2000</w:t>
+        <w:br/>
+        <w:br/>
+        <w:t>[[tools]]</w:t>
+        <w:br/>
+        <w:t>name = "search_objects"</w:t>
+        <w:br/>
+        <w:t>source = "amp"</w:t>
+      </w:r>
+    </w:p>
+    <w:p>
+      <w:pPr>
+        <w:spacing w:after="120"/>
+      </w:pPr>
+      <w:r>
+        <w:rPr>
+          <w:rFonts w:ascii="Calibri" w:hAnsi="Calibri" w:eastAsia="微软雅黑"/>
+          <w:b w:val="0"/>
+          <w:i w:val="0"/>
+          <w:sz w:val="20"/>
+        </w:rPr>
+        <w:t>注意 SQLite 在 Windows 上的 DSN 写法是 sqlite:C:/path/to.db（盘符前只有一个冒号，不是三斜杠）。readonly 必须写在 [[tools]] 里，写在 [[sources]] 里会启动失败。</w:t>
+      </w:r>
+    </w:p>
+    <w:p>
+      <w:pPr>
+        <w:pStyle w:val="Heading2"/>
+      </w:pPr>
+      <w:r>
+        <w:t>0.5 Hugging Face：免费额度够不够？</w:t>
+      </w:r>
+    </w:p>
+    <w:p>
+      <w:pPr>
+        <w:spacing w:after="80"/>
+      </w:pPr>
+      <w:r>
+        <w:rPr>
+          <w:rFonts w:ascii="Calibri" w:hAnsi="Calibri" w:eastAsia="微软雅黑"/>
+          <w:b/>
+          <w:i w:val="0"/>
+          <w:sz w:val="21"/>
+        </w:rPr>
+        <w:t>够，而且绰绰有余。需要区分两件事：</w:t>
+      </w:r>
+    </w:p>
+    <w:tbl>
+      <w:tblPr>
+        <w:tblStyle w:val="LightGrid-Accent1"/>
+        <w:tblW w:type="auto" w:w="0"/>
+        <w:jc w:val="center"/>
+        <w:tblLook w:firstColumn="1" w:firstRow="1" w:lastColumn="0" w:lastRow="0" w:noHBand="0" w:noVBand="1" w:val="04A0"/>
+      </w:tblPr>
+      <w:tblGrid>
+        <w:gridCol w:w="2880"/>
+        <w:gridCol w:w="2880"/>
+        <w:gridCol w:w="2880"/>
+      </w:tblGrid>
+      <w:tr>
+        <w:tc>
+          <w:tcPr>
+            <w:tcW w:type="dxa" w:w="3312"/>
+          </w:tcPr>
+          <w:p>
+            <w:r/>
+            <w:r>
+              <w:rPr>
+                <w:rFonts w:ascii="Calibri" w:hAnsi="Calibri" w:eastAsia="微软雅黑"/>
+                <w:b/>
+                <w:sz w:val="19"/>
+              </w:rPr>
+              <w:t>功能</w:t>
+            </w:r>
+          </w:p>
+        </w:tc>
+        <w:tc>
+          <w:tcPr>
+            <w:tcW w:type="dxa" w:w="2448"/>
+          </w:tcPr>
+          <w:p>
+            <w:r/>
+            <w:r>
+              <w:rPr>
+                <w:rFonts w:ascii="Calibri" w:hAnsi="Calibri" w:eastAsia="微软雅黑"/>
+                <w:b/>
+                <w:sz w:val="19"/>
+              </w:rPr>
+              <w:t>是否消耗额度</w:t>
+            </w:r>
+          </w:p>
+        </w:tc>
+        <w:tc>
+          <w:tcPr>
+            <w:tcW w:type="dxa" w:w="4320"/>
+          </w:tcPr>
+          <w:p>
+            <w:r/>
+            <w:r>
+              <w:rPr>
+                <w:rFonts w:ascii="Calibri" w:hAnsi="Calibri" w:eastAsia="微软雅黑"/>
+                <w:b/>
+                <w:sz w:val="19"/>
+              </w:rPr>
+              <w:t>免费账号够用吗</w:t>
+            </w:r>
+          </w:p>
+        </w:tc>
+      </w:tr>
+      <w:tr>
+        <w:tc>
+          <w:tcPr>
+            <w:tcW w:type="dxa" w:w="3312"/>
+          </w:tcPr>
+          <w:p>
+            <w:r/>
+            <w:r>
+              <w:rPr>
+                <w:rFonts w:ascii="Calibri" w:hAnsi="Calibri" w:eastAsia="微软雅黑"/>
+                <w:sz w:val="18"/>
+              </w:rPr>
+              <w:t>搜索模型 / 数据集 / Spaces</w:t>
+            </w:r>
+          </w:p>
+        </w:tc>
+        <w:tc>
+          <w:tcPr>
+            <w:tcW w:type="dxa" w:w="2448"/>
+          </w:tcPr>
+          <w:p>
+            <w:r/>
+            <w:r>
+              <w:rPr>
+                <w:rFonts w:ascii="Calibri" w:hAnsi="Calibri" w:eastAsia="微软雅黑"/>
+                <w:sz w:val="18"/>
+              </w:rPr>
+              <w:t>不消耗</w:t>
+            </w:r>
+          </w:p>
+        </w:tc>
+        <w:tc>
+          <w:tcPr>
+            <w:tcW w:type="dxa" w:w="4320"/>
+          </w:tcPr>
+          <w:p>
+            <w:r/>
+            <w:r>
+              <w:rPr>
+                <w:rFonts w:ascii="Calibri" w:hAnsi="Calibri" w:eastAsia="微软雅黑"/>
+                <w:sz w:val="18"/>
+              </w:rPr>
+              <w:t>完全够，无限用</w:t>
+            </w:r>
+          </w:p>
+        </w:tc>
+      </w:tr>
+      <w:tr>
+        <w:tc>
+          <w:tcPr>
+            <w:tcW w:type="dxa" w:w="3312"/>
+          </w:tcPr>
+          <w:p>
+            <w:r/>
+            <w:r>
+              <w:rPr>
+                <w:rFonts w:ascii="Calibri" w:hAnsi="Calibri" w:eastAsia="微软雅黑"/>
+                <w:sz w:val="18"/>
+              </w:rPr>
+              <w:t>读模型卡、参数量、许可证</w:t>
+            </w:r>
+          </w:p>
+        </w:tc>
+        <w:tc>
+          <w:tcPr>
+            <w:tcW w:type="dxa" w:w="2448"/>
+          </w:tcPr>
+          <w:p>
+            <w:r/>
+            <w:r>
+              <w:rPr>
+                <w:rFonts w:ascii="Calibri" w:hAnsi="Calibri" w:eastAsia="微软雅黑"/>
+                <w:sz w:val="18"/>
+              </w:rPr>
+              <w:t>不消耗</w:t>
+            </w:r>
+          </w:p>
+        </w:tc>
+        <w:tc>
+          <w:tcPr>
+            <w:tcW w:type="dxa" w:w="4320"/>
+          </w:tcPr>
+          <w:p>
+            <w:r/>
+            <w:r>
+              <w:rPr>
+                <w:rFonts w:ascii="Calibri" w:hAnsi="Calibri" w:eastAsia="微软雅黑"/>
+                <w:sz w:val="18"/>
+              </w:rPr>
+              <w:t>完全够</w:t>
+            </w:r>
+          </w:p>
+        </w:tc>
+      </w:tr>
+      <w:tr>
+        <w:tc>
+          <w:tcPr>
+            <w:tcW w:type="dxa" w:w="3312"/>
+          </w:tcPr>
+          <w:p>
+            <w:r/>
+            <w:r>
+              <w:rPr>
+                <w:rFonts w:ascii="Calibri" w:hAnsi="Calibri" w:eastAsia="微软雅黑"/>
+                <w:sz w:val="18"/>
+              </w:rPr>
+              <w:t>语义搜索 HF 文档</w:t>
+            </w:r>
+          </w:p>
+        </w:tc>
+        <w:tc>
+          <w:tcPr>
+            <w:tcW w:type="dxa" w:w="2448"/>
+          </w:tcPr>
+          <w:p>
+            <w:r/>
+            <w:r>
+              <w:rPr>
+                <w:rFonts w:ascii="Calibri" w:hAnsi="Calibri" w:eastAsia="微软雅黑"/>
+                <w:sz w:val="18"/>
+              </w:rPr>
+              <w:t>不消耗</w:t>
+            </w:r>
+          </w:p>
+        </w:tc>
+        <w:tc>
+          <w:tcPr>
+            <w:tcW w:type="dxa" w:w="4320"/>
+          </w:tcPr>
+          <w:p>
+            <w:r/>
+            <w:r>
+              <w:rPr>
+                <w:rFonts w:ascii="Calibri" w:hAnsi="Calibri" w:eastAsia="微软雅黑"/>
+                <w:sz w:val="18"/>
+              </w:rPr>
+              <w:t>完全够</w:t>
+            </w:r>
+          </w:p>
+        </w:tc>
+      </w:tr>
+      <w:tr>
+        <w:tc>
+          <w:tcPr>
+            <w:tcW w:type="dxa" w:w="3312"/>
+          </w:tcPr>
+          <w:p>
+            <w:r/>
+            <w:r>
+              <w:rPr>
+                <w:rFonts w:ascii="Calibri" w:hAnsi="Calibri" w:eastAsia="微软雅黑"/>
+                <w:sz w:val="18"/>
+              </w:rPr>
+              <w:t>下载模型权重（ESM-2 等）</w:t>
+            </w:r>
+          </w:p>
+        </w:tc>
+        <w:tc>
+          <w:tcPr>
+            <w:tcW w:type="dxa" w:w="2448"/>
+          </w:tcPr>
+          <w:p>
+            <w:r/>
+            <w:r>
+              <w:rPr>
+                <w:rFonts w:ascii="Calibri" w:hAnsi="Calibri" w:eastAsia="微软雅黑"/>
+                <w:sz w:val="18"/>
+              </w:rPr>
+              <w:t>不消耗推理额度</w:t>
+            </w:r>
+          </w:p>
+        </w:tc>
+        <w:tc>
+          <w:tcPr>
+            <w:tcW w:type="dxa" w:w="4320"/>
+          </w:tcPr>
+          <w:p>
+            <w:r/>
+            <w:r>
+              <w:rPr>
+                <w:rFonts w:ascii="Calibri" w:hAnsi="Calibri" w:eastAsia="微软雅黑"/>
+                <w:sz w:val="18"/>
+              </w:rPr>
+              <w:t>够，只受带宽限制</w:t>
+            </w:r>
+          </w:p>
+        </w:tc>
+      </w:tr>
+      <w:tr>
+        <w:tc>
+          <w:tcPr>
+            <w:tcW w:type="dxa" w:w="3312"/>
+          </w:tcPr>
+          <w:p>
+            <w:r/>
+            <w:r>
+              <w:rPr>
+                <w:rFonts w:ascii="Calibri" w:hAnsi="Calibri" w:eastAsia="微软雅黑"/>
+                <w:sz w:val="18"/>
+              </w:rPr>
+              <w:t>调用 Inference API 跑推理</w:t>
+            </w:r>
+          </w:p>
+        </w:tc>
+        <w:tc>
+          <w:tcPr>
+            <w:tcW w:type="dxa" w:w="2448"/>
+          </w:tcPr>
+          <w:p>
+            <w:r/>
+            <w:r>
+              <w:rPr>
+                <w:rFonts w:ascii="Calibri" w:hAnsi="Calibri" w:eastAsia="微软雅黑"/>
+                <w:sz w:val="18"/>
+              </w:rPr>
+              <w:t>消耗月度额度</w:t>
+            </w:r>
+          </w:p>
+        </w:tc>
+        <w:tc>
+          <w:tcPr>
+            <w:tcW w:type="dxa" w:w="4320"/>
+          </w:tcPr>
+          <w:p>
+            <w:r/>
+            <w:r>
+              <w:rPr>
+                <w:rFonts w:ascii="Calibri" w:hAnsi="Calibri" w:eastAsia="微软雅黑"/>
+                <w:sz w:val="18"/>
+              </w:rPr>
+              <w:t>小额免费，本课题不必用</w:t>
+            </w:r>
+          </w:p>
+        </w:tc>
+      </w:tr>
+      <w:tr>
+        <w:tc>
+          <w:tcPr>
+            <w:tcW w:type="dxa" w:w="3312"/>
+          </w:tcPr>
+          <w:p>
+            <w:r/>
+            <w:r>
+              <w:rPr>
+                <w:rFonts w:ascii="Calibri" w:hAnsi="Calibri" w:eastAsia="微软雅黑"/>
+                <w:sz w:val="18"/>
+              </w:rPr>
+              <w:t>调用 ZeroGPU Space</w:t>
+            </w:r>
+          </w:p>
+        </w:tc>
+        <w:tc>
+          <w:tcPr>
+            <w:tcW w:type="dxa" w:w="2448"/>
+          </w:tcPr>
+          <w:p>
+            <w:r/>
+            <w:r>
+              <w:rPr>
+                <w:rFonts w:ascii="Calibri" w:hAnsi="Calibri" w:eastAsia="微软雅黑"/>
+                <w:sz w:val="18"/>
+              </w:rPr>
+              <w:t>消耗 GPU 配额</w:t>
+            </w:r>
+          </w:p>
+        </w:tc>
+        <w:tc>
+          <w:tcPr>
+            <w:tcW w:type="dxa" w:w="4320"/>
+          </w:tcPr>
+          <w:p>
+            <w:r/>
+            <w:r>
+              <w:rPr>
+                <w:rFonts w:ascii="Calibri" w:hAnsi="Calibri" w:eastAsia="微软雅黑"/>
+                <w:sz w:val="18"/>
+              </w:rPr>
+              <w:t>免费号配额很小，别依赖</w:t>
+            </w:r>
+          </w:p>
+        </w:tc>
+      </w:tr>
+    </w:tbl>
+    <w:p>
+      <w:pPr>
+        <w:spacing w:after="40"/>
+      </w:pPr>
+    </w:p>
+    <w:p>
+      <w:pPr>
+        <w:spacing w:after="80"/>
+      </w:pPr>
+      <w:r>
+        <w:rPr>
+          <w:rFonts w:ascii="Calibri" w:hAnsi="Calibri" w:eastAsia="微软雅黑"/>
+          <w:b w:val="0"/>
+          <w:i w:val="0"/>
+          <w:sz w:val="21"/>
+        </w:rPr>
+        <w:t>结论：本课题用 HF MCP 只是「找模型、看模型卡、下权重」，这些全部免费不限量。真正的训练是在你自己的机器/服务器上跑，不经过 HF 的算力。所以免费账号完全没问题。</w:t>
+      </w:r>
+    </w:p>
+    <w:p>
+      <w:pPr>
+        <w:spacing w:after="80"/>
+      </w:pPr>
+      <w:r>
+        <w:rPr>
+          <w:rFonts w:ascii="Calibri" w:hAnsi="Calibri" w:eastAsia="微软雅黑"/>
+          <w:b w:val="0"/>
+          <w:i w:val="0"/>
+          <w:sz w:val="21"/>
+        </w:rPr>
+        <w:t>Unauthorized 报错的处理：到 huggingface.co/settings/tokens 新建一个 token（Read 类型即可；若用 Fine-grained，勾选 Read access to contents of all public repos），然后把完整字符串（hf_ 开头）直接粘进上面配置的 Authorization 里，不要用环境变量占位符。</w:t>
+      </w:r>
+    </w:p>
+    <w:p>
+      <w:pPr>
+        <w:spacing w:after="40"/>
+      </w:pPr>
+      <w:r>
+        <w:rPr>
+          <w:rFonts w:ascii="Calibri" w:hAnsi="Calibri" w:eastAsia="微软雅黑"/>
+          <w:b w:val="0"/>
+          <w:i w:val="0"/>
+          <w:sz w:val="21"/>
+        </w:rPr>
+        <w:t>如果仍然 Unauthorized，改用 OAuth 方式绕过 header 问题：</w:t>
+      </w:r>
+    </w:p>
+    <w:p>
+      <w:pPr>
+        <w:spacing w:before="80" w:after="160" w:line="240" w:lineRule="auto"/>
+        <w:ind w:left="259"/>
+        <w:shd w:val="clear" w:fill="F2F4F7"/>
+      </w:pPr>
+      <w:r>
+        <w:rPr>
+          <w:rFonts w:ascii="Consolas" w:hAnsi="Consolas" w:eastAsia="Consolas"/>
+          <w:sz w:val="17"/>
+        </w:rPr>
+        <w:t>"huggingface": {</w:t>
+        <w:br/>
+        <w:t xml:space="preserve">  "command": "C:/Program Files/nodejs/npx.cmd",</w:t>
+        <w:br/>
+        <w:t xml:space="preserve">  "args": ["-y", "mcp-remote", "https://huggingface.co/mcp?login"]</w:t>
+        <w:br/>
+        <w:t>}</w:t>
+      </w:r>
+    </w:p>
+    <w:p>
+      <w:pPr>
+        <w:spacing w:after="120"/>
+      </w:pPr>
+      <w:r>
+        <w:rPr>
+          <w:rFonts w:ascii="Calibri" w:hAnsi="Calibri" w:eastAsia="微软雅黑"/>
+          <w:b w:val="0"/>
+          <w:i w:val="0"/>
+          <w:sz w:val="20"/>
+        </w:rPr>
+        <w:t>首次启动会弹浏览器让你登录授权，之后凭证缓存在本地，不用管 token。</w:t>
+      </w:r>
+    </w:p>
+    <w:p>
+      <w:pPr>
+        <w:pStyle w:val="Heading2"/>
+      </w:pPr>
+      <w:r>
+        <w:t>0.6 装 Skills（反重力 v1.14.2+ 原生支持 SKILL.md）</w:t>
       </w:r>
     </w:p>
     <w:p>
@@ -6107,6 +6708,727 @@
         <w:t>注意：本文档中的数据库规模、指标区间等为写作时的概览性描述，具体数字请以你实际下载的版本与官方文档为准；文献结论请用 paper-search + Zotero 自行核实后再写进论文。</w:t>
       </w:r>
     </w:p>
+    <w:p>
+      <w:r>
+        <w:br w:type="page"/>
+      </w:r>
+    </w:p>
+    <w:p>
+      <w:pPr>
+        <w:pStyle w:val="Heading1"/>
+      </w:pPr>
+      <w:r>
+        <w:t>附录 C　MCP 启动失败排查手册（含你遇到的四个错误）</w:t>
+      </w:r>
+    </w:p>
+    <w:p>
+      <w:pPr>
+        <w:pStyle w:val="Heading2"/>
+      </w:pPr>
+      <w:r>
+        <w:t>C.1 ModuleNotFoundError: No module named 'mcp.server.fastmcp'</w:t>
+      </w:r>
+    </w:p>
+    <w:p>
+      <w:pPr>
+        <w:spacing w:after="120"/>
+      </w:pPr>
+      <w:r>
+        <w:rPr>
+          <w:rFonts w:ascii="Calibri" w:hAnsi="Calibri" w:eastAsia="微软雅黑"/>
+          <w:b/>
+          <w:i w:val="0"/>
+          <w:sz w:val="21"/>
+        </w:rPr>
+        <w:t>影响范围：optuna-mcp、wandb-mcp-server、jupyter-mcp-server、markitdown-mcp 等几乎所有 Python 版服务器。</w:t>
+      </w:r>
+    </w:p>
+    <w:p>
+      <w:pPr>
+        <w:spacing w:after="80"/>
+      </w:pPr>
+      <w:r>
+        <w:rPr>
+          <w:rFonts w:ascii="Calibri" w:hAnsi="Calibri" w:eastAsia="微软雅黑"/>
+          <w:b w:val="0"/>
+          <w:i w:val="0"/>
+          <w:sz w:val="21"/>
+        </w:rPr>
+        <w:t>真因：MCP 官方 Python SDK 于 2026-07-28 发布 2.0.0，把 FastMCP 类改名为 MCPServer，并将 mcp.server.fastmcp 整个模块迁移到了 mcp.server.mcpserver。而这些服务器的 pyproject.toml 里写的是 mcp&gt;=1.x 且没有版本上限，uvx 每次都会解析到最新的 2.0.0，于是导入即崩溃。这是上游依赖声明的问题，不是你的环境问题 —— 同一条命令上个月还能跑，现在就挂了。</w:t>
+      </w:r>
+    </w:p>
+    <w:p>
+      <w:pPr>
+        <w:spacing w:after="40"/>
+      </w:pPr>
+      <w:r>
+        <w:rPr>
+          <w:rFonts w:ascii="Calibri" w:hAnsi="Calibri" w:eastAsia="微软雅黑"/>
+          <w:b/>
+          <w:i w:val="0"/>
+          <w:sz w:val="21"/>
+        </w:rPr>
+        <w:t>修复：给 uvx 加一个版本上限即可，不用等上游修 bug。</w:t>
+      </w:r>
+    </w:p>
+    <w:p>
+      <w:pPr>
+        <w:spacing w:before="80" w:after="160" w:line="240" w:lineRule="auto"/>
+        <w:ind w:left="259"/>
+        <w:shd w:val="clear" w:fill="F2F4F7"/>
+      </w:pPr>
+      <w:r>
+        <w:rPr>
+          <w:rFonts w:ascii="Consolas" w:hAnsi="Consolas" w:eastAsia="Consolas"/>
+          <w:sz w:val="17"/>
+        </w:rPr>
+        <w:t># 通用写法</w:t>
+        <w:br/>
+        <w:t>uvx --with "mcp&lt;2" optuna-mcp</w:t>
+        <w:br/>
+        <w:br/>
+        <w:t># 少数服务器依赖的是 mcp[cli]，要写成</w:t>
+        <w:br/>
+        <w:t>uvx --with "mcp[cli]&lt;2" jupyter-mcp-server</w:t>
+        <w:br/>
+        <w:br/>
+        <w:t># 反重力配置里对应</w:t>
+        <w:br/>
+        <w:t>"args": ["--with", "mcp&lt;2", "optuna-mcp", "--storage", "sqlite:///E:/amp-project/optuna.db"]</w:t>
+      </w:r>
+    </w:p>
+    <w:p>
+      <w:pPr>
+        <w:spacing w:after="40"/>
+      </w:pPr>
+      <w:r>
+        <w:rPr>
+          <w:rFonts w:ascii="Calibri" w:hAnsi="Calibri" w:eastAsia="微软雅黑"/>
+          <w:b w:val="0"/>
+          <w:i w:val="0"/>
+          <w:sz w:val="21"/>
+        </w:rPr>
+        <w:t>验证是否修好（应输出 1.x 版本号和 True）：</w:t>
+      </w:r>
+    </w:p>
+    <w:p>
+      <w:pPr>
+        <w:spacing w:before="80" w:after="160" w:line="240" w:lineRule="auto"/>
+        <w:ind w:left="259"/>
+        <w:shd w:val="clear" w:fill="F2F4F7"/>
+      </w:pPr>
+      <w:r>
+        <w:rPr>
+          <w:rFonts w:ascii="Consolas" w:hAnsi="Consolas" w:eastAsia="Consolas"/>
+          <w:sz w:val="17"/>
+        </w:rPr>
+        <w:t>uvx --with "mcp&lt;2" --from optuna-mcp python -c "import importlib.metadata as m, importlib.util as u; print(m.version('mcp')); print(u.find_spec('mcp.server.fastmcp') is not None)"</w:t>
+      </w:r>
+    </w:p>
+    <w:p>
+      <w:pPr>
+        <w:spacing w:after="120"/>
+      </w:pPr>
+      <w:r>
+        <w:rPr>
+          <w:rFonts w:ascii="Calibri" w:hAnsi="Calibri" w:eastAsia="微软雅黑"/>
+          <w:b w:val="0"/>
+          <w:i w:val="0"/>
+          <w:sz w:val="20"/>
+        </w:rPr>
+        <w:t>如果 uv 缓存里已经装了 2.x，加 --refresh 强制重新解析：uvx --refresh --with "mcp&lt;2" optuna-mcp</w:t>
+      </w:r>
+    </w:p>
+    <w:p>
+      <w:pPr>
+        <w:pStyle w:val="Heading2"/>
+      </w:pPr>
+      <w:r>
+        <w:t>C.2 dbhub: --readonly flag is no longer supported</w:t>
+      </w:r>
+    </w:p>
+    <w:p>
+      <w:pPr>
+        <w:spacing w:after="80"/>
+      </w:pPr>
+      <w:r>
+        <w:rPr>
+          <w:rFonts w:ascii="Calibri" w:hAnsi="Calibri" w:eastAsia="微软雅黑"/>
+          <w:b w:val="0"/>
+          <w:i w:val="0"/>
+          <w:sz w:val="21"/>
+        </w:rPr>
+        <w:t>真因：DBHub 新版把只读从命令行参数改成了 TOML 里的工具级配置 —— 因为它现在支持多数据源，每个源的每个工具可以有不同权限，一个全局 --readonly 表达不了。</w:t>
+      </w:r>
+    </w:p>
+    <w:p>
+      <w:pPr>
+        <w:spacing w:after="40"/>
+      </w:pPr>
+      <w:r>
+        <w:rPr>
+          <w:rFonts w:ascii="Calibri" w:hAnsi="Calibri" w:eastAsia="微软雅黑"/>
+          <w:b w:val="0"/>
+          <w:i w:val="0"/>
+          <w:sz w:val="21"/>
+        </w:rPr>
+        <w:t>修复：删掉 --readonly，改用 --config 指向 dbhub.toml（内容见第 0.4 节）。三个易错点：</w:t>
+      </w:r>
+    </w:p>
+    <w:p>
+      <w:pPr>
+        <w:pStyle w:val="ListBullet"/>
+        <w:spacing w:after="40"/>
+      </w:pPr>
+      <w:r>
+        <w:rPr>
+          <w:rFonts w:ascii="Calibri" w:hAnsi="Calibri" w:eastAsia="微软雅黑"/>
+          <w:sz w:val="21"/>
+        </w:rPr>
+        <w:t>readonly 必须写在 [[tools]] 段里；写在 [[sources]] 里会启动失败。</w:t>
+      </w:r>
+    </w:p>
+    <w:p>
+      <w:pPr>
+        <w:pStyle w:val="ListBullet"/>
+        <w:spacing w:after="40"/>
+      </w:pPr>
+      <w:r>
+        <w:rPr>
+          <w:rFonts w:ascii="Calibri" w:hAnsi="Calibri" w:eastAsia="微软雅黑"/>
+          <w:sz w:val="21"/>
+        </w:rPr>
+        <w:t>Windows 的 SQLite DSN 是 sqlite:E:/path/to.db（盘符前一个冒号）；Linux/macOS 才是 sqlite:///abs/path.db。</w:t>
+      </w:r>
+    </w:p>
+    <w:p>
+      <w:pPr>
+        <w:pStyle w:val="ListBullet"/>
+        <w:spacing w:after="40"/>
+      </w:pPr>
+      <w:r>
+        <w:rPr>
+          <w:rFonts w:ascii="Calibri" w:hAnsi="Calibri" w:eastAsia="微软雅黑"/>
+          <w:sz w:val="21"/>
+        </w:rPr>
+        <w:t>--config 和 --dsn 不能同时给，会直接抛错。</w:t>
+      </w:r>
+    </w:p>
+    <w:p>
+      <w:pPr>
+        <w:spacing w:after="120"/>
+      </w:pPr>
+      <w:r>
+        <w:rPr>
+          <w:rFonts w:ascii="Calibri" w:hAnsi="Calibri" w:eastAsia="微软雅黑"/>
+          <w:b w:val="0"/>
+          <w:i w:val="0"/>
+          <w:sz w:val="20"/>
+        </w:rPr>
+        <w:t>临时验证：不想马上建 toml，可以先用官方演示库确认服务器本身能起来 —— npx -y @bytebase/dbhub --demo</w:t>
+      </w:r>
+    </w:p>
+    <w:p>
+      <w:pPr>
+        <w:pStyle w:val="Heading2"/>
+      </w:pPr>
+      <w:r>
+        <w:t>C.3 huggingface: Unauthorized</w:t>
+      </w:r>
+    </w:p>
+    <w:p>
+      <w:pPr>
+        <w:spacing w:after="40"/>
+      </w:pPr>
+      <w:r>
+        <w:rPr>
+          <w:rFonts w:ascii="Calibri" w:hAnsi="Calibri" w:eastAsia="微软雅黑"/>
+          <w:b w:val="0"/>
+          <w:i w:val="0"/>
+          <w:sz w:val="21"/>
+        </w:rPr>
+        <w:t>三种可能，按顺序排查：</w:t>
+      </w:r>
+    </w:p>
+    <w:p>
+      <w:pPr>
+        <w:pStyle w:val="ListNumber"/>
+        <w:spacing w:after="40"/>
+      </w:pPr>
+      <w:r>
+        <w:rPr>
+          <w:rFonts w:ascii="Calibri" w:hAnsi="Calibri" w:eastAsia="微软雅黑"/>
+          <w:sz w:val="21"/>
+        </w:rPr>
+        <w:t>token 没真正传进去：反重力对 ${HF_TOKEN} 这类占位符的解析不稳定，可能把字面量原样发了出去。解决：把 hf_ 开头的完整 token 直接写进 headers。</w:t>
+      </w:r>
+    </w:p>
+    <w:p>
+      <w:pPr>
+        <w:pStyle w:val="ListNumber"/>
+        <w:spacing w:after="40"/>
+      </w:pPr>
+      <w:r>
+        <w:rPr>
+          <w:rFonts w:ascii="Calibri" w:hAnsi="Calibri" w:eastAsia="微软雅黑"/>
+          <w:sz w:val="21"/>
+        </w:rPr>
+        <w:t>token 类型不对：Fine-grained token 需要显式勾选 Read access to contents of all public repos；最省事是直接建一个 Read 类型的经典 token。</w:t>
+      </w:r>
+    </w:p>
+    <w:p>
+      <w:pPr>
+        <w:pStyle w:val="ListNumber"/>
+        <w:spacing w:after="40"/>
+      </w:pPr>
+      <w:r>
+        <w:rPr>
+          <w:rFonts w:ascii="Calibri" w:hAnsi="Calibri" w:eastAsia="微软雅黑"/>
+          <w:sz w:val="21"/>
+        </w:rPr>
+        <w:t>headers 格式错：值必须是 "Bearer hf_xxx"，Bearer 与 token 之间一个空格，不能漏掉 Bearer。</w:t>
+      </w:r>
+    </w:p>
+    <w:p>
+      <w:pPr>
+        <w:spacing w:after="80"/>
+      </w:pPr>
+      <w:r>
+        <w:rPr>
+          <w:rFonts w:ascii="Calibri" w:hAnsi="Calibri" w:eastAsia="微软雅黑"/>
+          <w:b w:val="0"/>
+          <w:i w:val="0"/>
+          <w:sz w:val="21"/>
+        </w:rPr>
+        <w:t>兜底方案（推荐）：用 mcp-remote 走 OAuth，完全不用管 token —— 配置见第 0.5 节。</w:t>
+      </w:r>
+    </w:p>
+    <w:p>
+      <w:pPr>
+        <w:pStyle w:val="Heading2"/>
+      </w:pPr>
+      <w:r>
+        <w:t>C.4 wandb: 同 C.1</w:t>
+      </w:r>
+    </w:p>
+    <w:p>
+      <w:pPr>
+        <w:spacing w:after="40"/>
+      </w:pPr>
+      <w:r>
+        <w:rPr>
+          <w:rFonts w:ascii="Calibri" w:hAnsi="Calibri" w:eastAsia="微软雅黑"/>
+          <w:b w:val="0"/>
+          <w:i w:val="0"/>
+          <w:sz w:val="21"/>
+        </w:rPr>
+        <w:t>wandb-mcp-server 也是被 mcp 2.0 打挂的，修法一样：</w:t>
+      </w:r>
+    </w:p>
+    <w:p>
+      <w:pPr>
+        <w:spacing w:before="80" w:after="160" w:line="240" w:lineRule="auto"/>
+        <w:ind w:left="259"/>
+        <w:shd w:val="clear" w:fill="F2F4F7"/>
+      </w:pPr>
+      <w:r>
+        <w:rPr>
+          <w:rFonts w:ascii="Consolas" w:hAnsi="Consolas" w:eastAsia="Consolas"/>
+          <w:sz w:val="17"/>
+        </w:rPr>
+        <w:t>"wandb": {</w:t>
+        <w:br/>
+        <w:t xml:space="preserve">  "command": "C:/Users/你的用户名/.local/bin/uvx.exe",</w:t>
+        <w:br/>
+        <w:t xml:space="preserve">  "args": ["--with", "mcp&lt;2",</w:t>
+        <w:br/>
+        <w:t xml:space="preserve">           "--from", "git+https://github.com/wandb/wandb-mcp-server", "wandb_mcp_server"],</w:t>
+        <w:br/>
+        <w:t xml:space="preserve">  "env": { "WANDB_API_KEY": "把你的key直接粘这里" }</w:t>
+        <w:br/>
+        <w:t>}</w:t>
+      </w:r>
+    </w:p>
+    <w:p>
+      <w:pPr>
+        <w:spacing w:after="120"/>
+      </w:pPr>
+      <w:r>
+        <w:rPr>
+          <w:rFonts w:ascii="Calibri" w:hAnsi="Calibri" w:eastAsia="微软雅黑"/>
+          <w:b w:val="0"/>
+          <w:i w:val="0"/>
+          <w:sz w:val="20"/>
+        </w:rPr>
+        <w:t>坦白建议：本课题第一阶段不装 wandb 也完全能跑。实验记录用 memory（Markdown 日志）加 results/metrics/*.json 就够了，等你要横向对比几十次训练 run 时再接不迟。能少一个服务器就少一个故障点。</w:t>
+      </w:r>
+    </w:p>
+    <w:p>
+      <w:pPr>
+        <w:pStyle w:val="Heading2"/>
+      </w:pPr>
+      <w:r>
+        <w:t>C.5 通用排查四步法</w:t>
+      </w:r>
+    </w:p>
+    <w:p>
+      <w:pPr>
+        <w:pStyle w:val="ListNumber"/>
+        <w:spacing w:after="40"/>
+      </w:pPr>
+      <w:r>
+        <w:rPr>
+          <w:rFonts w:ascii="Calibri" w:hAnsi="Calibri" w:eastAsia="微软雅黑"/>
+          <w:sz w:val="21"/>
+        </w:rPr>
+        <w:t>先在 PowerShell 里手动跑同一条命令。有 Traceback 就是服务器本身的问题，与反重力无关。</w:t>
+      </w:r>
+    </w:p>
+    <w:p>
+      <w:pPr>
+        <w:pStyle w:val="ListNumber"/>
+        <w:spacing w:after="40"/>
+      </w:pPr>
+      <w:r>
+        <w:rPr>
+          <w:rFonts w:ascii="Calibri" w:hAnsi="Calibri" w:eastAsia="微软雅黑"/>
+          <w:sz w:val="21"/>
+        </w:rPr>
+        <w:t>看到 ModuleNotFoundError → 九成是 C.1 的 mcp 2.0 问题，加 --with "mcp&lt;2"。</w:t>
+      </w:r>
+    </w:p>
+    <w:p>
+      <w:pPr>
+        <w:pStyle w:val="ListNumber"/>
+        <w:spacing w:after="40"/>
+      </w:pPr>
+      <w:r>
+        <w:rPr>
+          <w:rFonts w:ascii="Calibri" w:hAnsi="Calibri" w:eastAsia="微软雅黑"/>
+          <w:sz w:val="21"/>
+        </w:rPr>
+        <w:t>看到 executable file not found → 反重力没继承 PATH，command 改绝对路径（用 where uvx / where npx 查）。</w:t>
+      </w:r>
+    </w:p>
+    <w:p>
+      <w:pPr>
+        <w:pStyle w:val="ListNumber"/>
+        <w:spacing w:after="40"/>
+      </w:pPr>
+      <w:r>
+        <w:rPr>
+          <w:rFonts w:ascii="Calibri" w:hAnsi="Calibri" w:eastAsia="微软雅黑"/>
+          <w:sz w:val="21"/>
+        </w:rPr>
+        <w:t>看到 Unauthorized / 401 → 密钥没传进去，改成字面值而不是 ${变量}。</w:t>
+      </w:r>
+    </w:p>
+    <w:p>
+      <w:pPr>
+        <w:spacing w:after="120"/>
+      </w:pPr>
+      <w:r>
+        <w:rPr>
+          <w:rFonts w:ascii="Calibri" w:hAnsi="Calibri" w:eastAsia="微软雅黑"/>
+          <w:b w:val="0"/>
+          <w:i w:val="0"/>
+          <w:sz w:val="20"/>
+        </w:rPr>
+        <w:t>改完配置回 Manage MCP Servers 点 Refresh 即可，不用重启反重力；Refresh 无效再重启 IDE。</w:t>
+      </w:r>
+    </w:p>
+    <w:p>
+      <w:pPr>
+        <w:pStyle w:val="Heading2"/>
+      </w:pPr>
+      <w:r>
+        <w:t>C.6 最小可用起步集（先跑通这四个）</w:t>
+      </w:r>
+    </w:p>
+    <w:p>
+      <w:pPr>
+        <w:spacing w:after="80"/>
+      </w:pPr>
+      <w:r>
+        <w:rPr>
+          <w:rFonts w:ascii="Calibri" w:hAnsi="Calibri" w:eastAsia="微软雅黑"/>
+          <w:b w:val="0"/>
+          <w:i w:val="0"/>
+          <w:sz w:val="21"/>
+        </w:rPr>
+        <w:t>不要一开始就配十个服务器。先让这四个亮绿灯，你就能开始做第 1、2 章的工作：</w:t>
+      </w:r>
+    </w:p>
+    <w:tbl>
+      <w:tblPr>
+        <w:tblStyle w:val="LightGrid-Accent1"/>
+        <w:tblW w:type="auto" w:w="0"/>
+        <w:jc w:val="center"/>
+        <w:tblLook w:firstColumn="1" w:firstRow="1" w:lastColumn="0" w:lastRow="0" w:noHBand="0" w:noVBand="1" w:val="04A0"/>
+      </w:tblPr>
+      <w:tblGrid>
+        <w:gridCol w:w="2880"/>
+        <w:gridCol w:w="2880"/>
+        <w:gridCol w:w="2880"/>
+      </w:tblGrid>
+      <w:tr>
+        <w:tc>
+          <w:tcPr>
+            <w:tcW w:type="dxa" w:w="2016"/>
+          </w:tcPr>
+          <w:p>
+            <w:r/>
+            <w:r>
+              <w:rPr>
+                <w:rFonts w:ascii="Calibri" w:hAnsi="Calibri" w:eastAsia="微软雅黑"/>
+                <w:b/>
+                <w:sz w:val="19"/>
+              </w:rPr>
+              <w:t>服务器</w:t>
+            </w:r>
+          </w:p>
+        </w:tc>
+        <w:tc>
+          <w:tcPr>
+            <w:tcW w:type="dxa" w:w="5184"/>
+          </w:tcPr>
+          <w:p>
+            <w:r/>
+            <w:r>
+              <w:rPr>
+                <w:rFonts w:ascii="Calibri" w:hAnsi="Calibri" w:eastAsia="微软雅黑"/>
+                <w:b/>
+                <w:sz w:val="19"/>
+              </w:rPr>
+              <w:t>为什么先装它</w:t>
+            </w:r>
+          </w:p>
+        </w:tc>
+        <w:tc>
+          <w:tcPr>
+            <w:tcW w:type="dxa" w:w="2880"/>
+          </w:tcPr>
+          <w:p>
+            <w:r/>
+            <w:r>
+              <w:rPr>
+                <w:rFonts w:ascii="Calibri" w:hAnsi="Calibri" w:eastAsia="微软雅黑"/>
+                <w:b/>
+                <w:sz w:val="19"/>
+              </w:rPr>
+              <w:t>踩坑风险</w:t>
+            </w:r>
+          </w:p>
+        </w:tc>
+      </w:tr>
+      <w:tr>
+        <w:tc>
+          <w:tcPr>
+            <w:tcW w:type="dxa" w:w="2016"/>
+          </w:tcPr>
+          <w:p>
+            <w:r/>
+            <w:r>
+              <w:rPr>
+                <w:rFonts w:ascii="Calibri" w:hAnsi="Calibri" w:eastAsia="微软雅黑"/>
+                <w:sz w:val="18"/>
+              </w:rPr>
+              <w:t>context7</w:t>
+            </w:r>
+          </w:p>
+        </w:tc>
+        <w:tc>
+          <w:tcPr>
+            <w:tcW w:type="dxa" w:w="5184"/>
+          </w:tcPr>
+          <w:p>
+            <w:r/>
+            <w:r>
+              <w:rPr>
+                <w:rFonts w:ascii="Calibri" w:hAnsi="Calibri" w:eastAsia="微软雅黑"/>
+                <w:sz w:val="18"/>
+              </w:rPr>
+              <w:t>纯 Node、远程免费、零依赖，用它验证反重力的 MCP 通道本身是通的</w:t>
+            </w:r>
+          </w:p>
+        </w:tc>
+        <w:tc>
+          <w:tcPr>
+            <w:tcW w:type="dxa" w:w="2880"/>
+          </w:tcPr>
+          <w:p>
+            <w:r/>
+            <w:r>
+              <w:rPr>
+                <w:rFonts w:ascii="Calibri" w:hAnsi="Calibri" w:eastAsia="微软雅黑"/>
+                <w:sz w:val="18"/>
+              </w:rPr>
+              <w:t>极低</w:t>
+            </w:r>
+          </w:p>
+        </w:tc>
+      </w:tr>
+      <w:tr>
+        <w:tc>
+          <w:tcPr>
+            <w:tcW w:type="dxa" w:w="2016"/>
+          </w:tcPr>
+          <w:p>
+            <w:r/>
+            <w:r>
+              <w:rPr>
+                <w:rFonts w:ascii="Calibri" w:hAnsi="Calibri" w:eastAsia="微软雅黑"/>
+                <w:sz w:val="18"/>
+              </w:rPr>
+              <w:t>markitdown</w:t>
+            </w:r>
+          </w:p>
+        </w:tc>
+        <w:tc>
+          <w:tcPr>
+            <w:tcW w:type="dxa" w:w="5184"/>
+          </w:tcPr>
+          <w:p>
+            <w:r/>
+            <w:r>
+              <w:rPr>
+                <w:rFonts w:ascii="Calibri" w:hAnsi="Calibri" w:eastAsia="微软雅黑"/>
+                <w:sz w:val="18"/>
+              </w:rPr>
+              <w:t>读 PDF / Excel，立刻能用上</w:t>
+            </w:r>
+          </w:p>
+        </w:tc>
+        <w:tc>
+          <w:tcPr>
+            <w:tcW w:type="dxa" w:w="2880"/>
+          </w:tcPr>
+          <w:p>
+            <w:r/>
+            <w:r>
+              <w:rPr>
+                <w:rFonts w:ascii="Calibri" w:hAnsi="Calibri" w:eastAsia="微软雅黑"/>
+                <w:sz w:val="18"/>
+              </w:rPr>
+              <w:t>低（记得加 --with "mcp&lt;2"）</w:t>
+            </w:r>
+          </w:p>
+        </w:tc>
+      </w:tr>
+      <w:tr>
+        <w:tc>
+          <w:tcPr>
+            <w:tcW w:type="dxa" w:w="2016"/>
+          </w:tcPr>
+          <w:p>
+            <w:r/>
+            <w:r>
+              <w:rPr>
+                <w:rFonts w:ascii="Calibri" w:hAnsi="Calibri" w:eastAsia="微软雅黑"/>
+                <w:sz w:val="18"/>
+              </w:rPr>
+              <w:t>paper-search</w:t>
+            </w:r>
+          </w:p>
+        </w:tc>
+        <w:tc>
+          <w:tcPr>
+            <w:tcW w:type="dxa" w:w="5184"/>
+          </w:tcPr>
+          <w:p>
+            <w:r/>
+            <w:r>
+              <w:rPr>
+                <w:rFonts w:ascii="Calibri" w:hAnsi="Calibri" w:eastAsia="微软雅黑"/>
+                <w:sz w:val="18"/>
+              </w:rPr>
+              <w:t>第 1 章文献检索的主力</w:t>
+            </w:r>
+          </w:p>
+        </w:tc>
+        <w:tc>
+          <w:tcPr>
+            <w:tcW w:type="dxa" w:w="2880"/>
+          </w:tcPr>
+          <w:p>
+            <w:r/>
+            <w:r>
+              <w:rPr>
+                <w:rFonts w:ascii="Calibri" w:hAnsi="Calibri" w:eastAsia="微软雅黑"/>
+                <w:sz w:val="18"/>
+              </w:rPr>
+              <w:t>低</w:t>
+            </w:r>
+          </w:p>
+        </w:tc>
+      </w:tr>
+      <w:tr>
+        <w:tc>
+          <w:tcPr>
+            <w:tcW w:type="dxa" w:w="2016"/>
+          </w:tcPr>
+          <w:p>
+            <w:r/>
+            <w:r>
+              <w:rPr>
+                <w:rFonts w:ascii="Calibri" w:hAnsi="Calibri" w:eastAsia="微软雅黑"/>
+                <w:sz w:val="18"/>
+              </w:rPr>
+              <w:t>filesystem</w:t>
+            </w:r>
+          </w:p>
+        </w:tc>
+        <w:tc>
+          <w:tcPr>
+            <w:tcW w:type="dxa" w:w="5184"/>
+          </w:tcPr>
+          <w:p>
+            <w:r/>
+            <w:r>
+              <w:rPr>
+                <w:rFonts w:ascii="Calibri" w:hAnsi="Calibri" w:eastAsia="微软雅黑"/>
+                <w:sz w:val="18"/>
+              </w:rPr>
+              <w:t>第 2 章建目录、整理数据</w:t>
+            </w:r>
+          </w:p>
+        </w:tc>
+        <w:tc>
+          <w:tcPr>
+            <w:tcW w:type="dxa" w:w="2880"/>
+          </w:tcPr>
+          <w:p>
+            <w:r/>
+            <w:r>
+              <w:rPr>
+                <w:rFonts w:ascii="Calibri" w:hAnsi="Calibri" w:eastAsia="微软雅黑"/>
+                <w:sz w:val="18"/>
+              </w:rPr>
+              <w:t>低</w:t>
+            </w:r>
+          </w:p>
+        </w:tc>
+      </w:tr>
+    </w:tbl>
+    <w:p>
+      <w:pPr>
+        <w:spacing w:after="40"/>
+      </w:pPr>
+    </w:p>
+    <w:p>
+      <w:pPr>
+        <w:spacing w:after="120"/>
+      </w:pPr>
+      <w:r>
+        <w:rPr>
+          <w:rFonts w:ascii="Calibri" w:hAnsi="Calibri" w:eastAsia="微软雅黑"/>
+          <w:b w:val="0"/>
+          <w:i w:val="0"/>
+          <w:sz w:val="20"/>
+        </w:rPr>
+        <w:t>等这四个稳定了，再按章节需要依次加：dbhub（第 2 章末）、huggingface（第 4 章）、optuna 与 jupyter（第 5 章）。逐个加的好处是出问题时排查范围小。</w:t>
+      </w:r>
+    </w:p>
     <w:sectPr>
       <w:pgSz w:w="12240" w:h="15840"/>
       <w:pgMar w:top="1440" w:right="1800" w:bottom="1440" w:left="1800" w:header="720" w:footer="720" w:gutter="0"/>
